--- a/docs/module2/测试报告_模块二.docx
+++ b/docs/module2/测试报告_模块二.docx
@@ -4902,14 +4902,6 @@
         <w:bidi w:val="0"/>
       </w:pPr>
       <w:r>
-        <w:t>├── requirements.txt</w:t>
-      </w:r>
-    </w:p>
-    <w:p>
-      <w:pPr>
-        <w:bidi w:val="0"/>
-      </w:pPr>
-      <w:r>
         <w:t>└── test_eval_ai.py</w:t>
       </w:r>
     </w:p>
@@ -4918,7 +4910,12 @@
         <w:bidi w:val="0"/>
       </w:pPr>
       <w:r>
-        <w:t>test_eval_ai.py 包含 20 条测试。write_metric_inputs 统一创建 CSV、结果 JSON 和指标输出文件，qa 构造缓存比对使用的问答上下文。所有用例可独立执行，不依赖执行顺序。</w:t>
+        <w:t>test_eval_ai.py 包含 20 条测试。write_metric_inputs 统一创建 CSV、结果 JSON 和指标输出文件，qa 构造缓存比对使用</w:t>
+      </w:r>
+      <w:bookmarkStart w:id="26" w:name="_GoBack"/>
+      <w:bookmarkEnd w:id="26"/>
+      <w:r>
+        <w:t>的问答上下文。所有用例可独立执行，不依赖执行顺序。</w:t>
       </w:r>
     </w:p>
     <w:p>
@@ -6205,8 +6202,6 @@
       <w:r>
         <w:t>负责缓存修复、接口 Mock、回归执行、README 与汇报材料。两人工作量合计 100%。</w:t>
       </w:r>
-      <w:bookmarkStart w:id="26" w:name="_GoBack"/>
-      <w:bookmarkEnd w:id="26"/>
     </w:p>
     <w:sectPr>
       <w:headerReference r:id="rId5" w:type="default"/>

--- a/docs/module2/测试报告_模块二.docx
+++ b/docs/module2/测试报告_模块二.docx
@@ -4910,110 +4910,177 @@
         <w:bidi w:val="0"/>
       </w:pPr>
       <w:r>
-        <w:t>test_eval_ai.py 包含 20 条测试。write_metric_inputs 统一创建 CSV、结果 JSON 和指标输出文件，qa 构造缓存比对使用</w:t>
-      </w:r>
+        <w:t>test_eval_ai.py 包含 20 条测试。write_metric_inputs 统一创建 CSV、结果 JSON 和指标输出文件，qa 构造缓存比对使用的问答上下文。所有用例可独立执行，不依赖执行顺序。</w:t>
+      </w:r>
+    </w:p>
+    <w:p>
+      <w:pPr>
+        <w:pStyle w:val="3"/>
+        <w:bidi w:val="0"/>
+      </w:pPr>
+      <w:bookmarkStart w:id="15" w:name="_Toc1010000283"/>
+      <w:r>
+        <w:t>5.2 关键实现</w:t>
+      </w:r>
+      <w:bookmarkEnd w:id="15"/>
+    </w:p>
+    <w:p>
+      <w:pPr>
+        <w:bidi w:val="0"/>
+      </w:pPr>
+      <w:r>
+        <w:t>缓存文件名由 question_id 的 SHA-256 摘要生成，避免斜杠和双点进入路径。cache_matches 比较缓存保存的完整 qa_set，输入变化即失效。collect_results 按当前 prediction_set 枚举结果，不再遍历目录中的所有 JSON。</w:t>
+      </w:r>
+    </w:p>
+    <w:p>
+      <w:pPr>
+        <w:bidi w:val="0"/>
+        <w:rPr>
+          <w:rFonts w:hint="default" w:ascii="Times New Roman" w:hAnsi="Times New Roman" w:cs="Times New Roman"/>
+        </w:rPr>
+      </w:pPr>
+      <w:r>
+        <w:rPr>
+          <w:rFonts w:hint="default" w:ascii="Times New Roman" w:hAnsi="Times New Roman" w:cs="Times New Roman"/>
+        </w:rPr>
+        <w:t>for question_id, qa_set in prediction_set.items():</w:t>
+      </w:r>
+    </w:p>
+    <w:p>
+      <w:pPr>
+        <w:bidi w:val="0"/>
+        <w:rPr>
+          <w:rFonts w:hint="default" w:ascii="Times New Roman" w:hAnsi="Times New Roman" w:cs="Times New Roman"/>
+        </w:rPr>
+      </w:pPr>
+      <w:r>
+        <w:rPr>
+          <w:rFonts w:hint="default" w:ascii="Times New Roman" w:hAnsi="Times New Roman" w:cs="Times New Roman"/>
+        </w:rPr>
+        <w:t xml:space="preserve">    result_path = output_dir / result_filename(question_id)</w:t>
+      </w:r>
+    </w:p>
+    <w:p>
+      <w:pPr>
+        <w:bidi w:val="0"/>
+        <w:rPr>
+          <w:rFonts w:hint="default" w:ascii="Times New Roman" w:hAnsi="Times New Roman" w:cs="Times New Roman"/>
+        </w:rPr>
+      </w:pPr>
+      <w:r>
+        <w:rPr>
+          <w:rFonts w:hint="default" w:ascii="Times New Roman" w:hAnsi="Times New Roman" w:cs="Times New Roman"/>
+        </w:rPr>
+        <w:t xml:space="preserve">    if not cache_matches(result_path, qa_set):</w:t>
+      </w:r>
+    </w:p>
+    <w:p>
+      <w:pPr>
+        <w:bidi w:val="0"/>
+        <w:rPr>
+          <w:rFonts w:hint="default" w:ascii="Times New Roman" w:hAnsi="Times New Roman" w:cs="Times New Roman"/>
+        </w:rPr>
+      </w:pPr>
+      <w:r>
+        <w:rPr>
+          <w:rFonts w:hint="default" w:ascii="Times New Roman" w:hAnsi="Times New Roman" w:cs="Times New Roman"/>
+        </w:rPr>
+        <w:t xml:space="preserve">        raise ValueError(f"Missing or stale score cache: {question_id}")</w:t>
+      </w:r>
+    </w:p>
+    <w:p>
+      <w:pPr>
+        <w:bidi w:val="0"/>
+        <w:rPr>
+          <w:rFonts w:hint="default" w:ascii="Times New Roman" w:hAnsi="Times New Roman" w:cs="Times New Roman"/>
+        </w:rPr>
+      </w:pPr>
+      <w:r>
+        <w:rPr>
+          <w:rFonts w:hint="default" w:ascii="Times New Roman" w:hAnsi="Times New Roman" w:cs="Times New Roman"/>
+        </w:rPr>
+        <w:t xml:space="preserve">    combined_results[question_id] = json.loads(result_path.read_text())</w:t>
+      </w:r>
+    </w:p>
+    <w:p>
+      <w:pPr>
+        <w:pStyle w:val="3"/>
+        <w:bidi w:val="0"/>
+      </w:pPr>
+      <w:bookmarkStart w:id="16" w:name="_Toc1364010493"/>
+      <w:r>
+        <w:t>5.3 一键执行</w:t>
+      </w:r>
+      <w:bookmarkEnd w:id="16"/>
+    </w:p>
+    <w:p>
+      <w:pPr>
+        <w:widowControl w:val="0"/>
+        <w:bidi w:val="0"/>
+        <w:spacing w:before="0" w:after="120" w:line="312" w:lineRule="auto"/>
+        <w:ind w:firstLine="420" w:firstLineChars="200"/>
+        <w:jc w:val="both"/>
+        <w:rPr>
+          <w:rFonts w:ascii="Times New Roman" w:hAnsi="Times New Roman" w:eastAsia="Songti SC" w:cs="Times New Roman"/>
+          <w:color w:val="000000"/>
+          <w:kern w:val="2"/>
+          <w:sz w:val="21"/>
+          <w:szCs w:val="24"/>
+          <w:lang w:val="en-US" w:eastAsia="zh-CN" w:bidi="ar-SA"/>
+        </w:rPr>
+      </w:pPr>
+      <w:r>
+        <w:rPr>
+          <w:rFonts w:hint="default" w:ascii="Times New Roman" w:hAnsi="Times New Roman" w:eastAsia="Songti SC" w:cs="Times New Roman"/>
+          <w:color w:val="000000"/>
+          <w:kern w:val="2"/>
+          <w:sz w:val="21"/>
+          <w:szCs w:val="24"/>
+          <w:lang w:val="en-US" w:eastAsia="zh-CN" w:bidi="ar-SA"/>
+        </w:rPr>
+        <w:t>python -m pip install -r requirements-test.txt</w:t>
+      </w:r>
+    </w:p>
+    <w:p>
+      <w:pPr>
+        <w:widowControl w:val="0"/>
+        <w:bidi w:val="0"/>
+        <w:spacing w:before="0" w:after="120" w:line="312" w:lineRule="auto"/>
+        <w:ind w:firstLine="420" w:firstLineChars="200"/>
+        <w:jc w:val="both"/>
+        <w:rPr>
+          <w:rFonts w:hint="default" w:ascii="Times New Roman" w:hAnsi="Times New Roman" w:eastAsia="Songti SC" w:cs="Times New Roman"/>
+          <w:color w:val="000000"/>
+          <w:kern w:val="2"/>
+          <w:sz w:val="21"/>
+          <w:szCs w:val="24"/>
+          <w:lang w:val="en-US" w:eastAsia="zh-CN" w:bidi="ar-SA"/>
+        </w:rPr>
+      </w:pPr>
+      <w:bookmarkStart w:id="17" w:name="_Toc536424126"/>
+      <w:r>
+        <w:rPr>
+          <w:rFonts w:hint="default" w:ascii="Times New Roman" w:hAnsi="Times New Roman" w:eastAsia="Songti SC" w:cs="Times New Roman"/>
+          <w:color w:val="000000"/>
+          <w:kern w:val="2"/>
+          <w:sz w:val="21"/>
+          <w:szCs w:val="24"/>
+          <w:lang w:val="en-US" w:eastAsia="zh-CN" w:bidi="ar-SA"/>
+        </w:rPr>
+        <w:t>python -m pytest test_module1 test_module2 -v</w:t>
+      </w:r>
+    </w:p>
+    <w:p>
+      <w:pPr>
+        <w:pStyle w:val="2"/>
+        <w:bidi w:val="0"/>
+      </w:pPr>
+      <w:r>
+        <w:t>6 执行结果与缺陷</w:t>
+      </w:r>
+      <w:bookmarkEnd w:id="17"/>
       <w:bookmarkStart w:id="26" w:name="_GoBack"/>
       <w:bookmarkEnd w:id="26"/>
-      <w:r>
-        <w:t>的问答上下文。所有用例可独立执行，不依赖执行顺序。</w:t>
-      </w:r>
-    </w:p>
-    <w:p>
-      <w:pPr>
-        <w:pStyle w:val="3"/>
-        <w:bidi w:val="0"/>
-      </w:pPr>
-      <w:bookmarkStart w:id="15" w:name="_Toc1010000283"/>
-      <w:r>
-        <w:t>5.2 关键实现</w:t>
-      </w:r>
-      <w:bookmarkEnd w:id="15"/>
-    </w:p>
-    <w:p>
-      <w:pPr>
-        <w:bidi w:val="0"/>
-      </w:pPr>
-      <w:r>
-        <w:t>缓存文件名由 question_id 的 SHA-256 摘要生成，避免斜杠和双点进入路径。cache_matches 比较缓存保存的完整 qa_set，输入变化即失效。collect_results 按当前 prediction_set 枚举结果，不再遍历目录中的所有 JSON。</w:t>
-      </w:r>
-    </w:p>
-    <w:p>
-      <w:pPr>
-        <w:bidi w:val="0"/>
-      </w:pPr>
-      <w:r>
-        <w:t>for question_id, qa_set in prediction_set.items():</w:t>
-      </w:r>
-    </w:p>
-    <w:p>
-      <w:pPr>
-        <w:bidi w:val="0"/>
-      </w:pPr>
-      <w:r>
-        <w:t xml:space="preserve">    result_path = output_dir / result_filename(question_id)</w:t>
-      </w:r>
-    </w:p>
-    <w:p>
-      <w:pPr>
-        <w:bidi w:val="0"/>
-      </w:pPr>
-      <w:r>
-        <w:t xml:space="preserve">    if not cache_matches(result_path, qa_set):</w:t>
-      </w:r>
-    </w:p>
-    <w:p>
-      <w:pPr>
-        <w:bidi w:val="0"/>
-      </w:pPr>
-      <w:r>
-        <w:t xml:space="preserve">        raise ValueError(f"Missing or stale score cache: {question_id}")</w:t>
-      </w:r>
-    </w:p>
-    <w:p>
-      <w:pPr>
-        <w:bidi w:val="0"/>
-      </w:pPr>
-      <w:r>
-        <w:t xml:space="preserve">    combined_results[question_id] = json.loads(result_path.read_text())</w:t>
-      </w:r>
-    </w:p>
-    <w:p>
-      <w:pPr>
-        <w:pStyle w:val="3"/>
-        <w:bidi w:val="0"/>
-      </w:pPr>
-      <w:bookmarkStart w:id="16" w:name="_Toc1364010493"/>
-      <w:r>
-        <w:t>5.3 一键执行</w:t>
-      </w:r>
-      <w:bookmarkEnd w:id="16"/>
-    </w:p>
-    <w:p>
-      <w:pPr>
-        <w:bidi w:val="0"/>
-      </w:pPr>
-      <w:r>
-        <w:t>python -m pip install -r test_module2_ai/requirements.txt</w:t>
-      </w:r>
-    </w:p>
-    <w:p>
-      <w:pPr>
-        <w:bidi w:val="0"/>
-      </w:pPr>
-      <w:r>
-        <w:t>python -m pytest test_module1 test_module2_ai -v</w:t>
-      </w:r>
-    </w:p>
-    <w:p>
-      <w:pPr>
-        <w:pStyle w:val="2"/>
-        <w:bidi w:val="0"/>
-      </w:pPr>
-      <w:bookmarkStart w:id="17" w:name="_Toc536424126"/>
-      <w:r>
-        <w:t>6 执行结果与缺陷</w:t>
-      </w:r>
-      <w:bookmarkEnd w:id="17"/>
     </w:p>
     <w:p>
       <w:pPr>
